--- a/flow/20240204_zachala_ev/lk008b.docx
+++ b/flow/20240204_zachala_ev/lk008b.docx
@@ -50,6 +50,18 @@
       </w:pPr>
       <w:r>
         <w:rPr>
+          <w:color w:val="000000"/>
+        </w:rPr>
+        <w:t>В той час</w:t>
+      </w:r>
+      <w:r>
+        <w:rPr>
+          <w:rStyle w:val="Versetto"/>
+        </w:rPr>
+        <w:t xml:space="preserve"> </w:t>
+      </w:r>
+      <w:r>
+        <w:rPr>
           <w:rStyle w:val="Versetto"/>
         </w:rPr>
         <w:t>25.</w:t>
@@ -58,7 +70,7 @@
         <w:rPr>
           <w:color w:val="000000"/>
         </w:rPr>
-        <w:t xml:space="preserve"> А був у Єрусалимі чоловік на ім'я Симеон; чоловік той, праведний та побожний, очікував утіхи </w:t>
+        <w:t xml:space="preserve"> був у Єрусалимі чоловік на ім'я Симеон; чоловік той, праведний та побожний, очікував утіхи </w:t>
       </w:r>
       <w:proofErr w:type="spellStart"/>
       <w:r>
@@ -133,6 +145,18 @@
         </w:rPr>
         <w:t xml:space="preserve"> Нині, Владико, можеш відпустити слугу твого</w:t>
       </w:r>
+      <w:r>
+        <w:rPr>
+          <w:color w:val="000000"/>
+        </w:rPr>
+        <w:t xml:space="preserve"> </w:t>
+      </w:r>
+      <w:r>
+        <w:rPr>
+          <w:color w:val="000000"/>
+        </w:rPr>
+        <w:t>за твоїм словом у мирі,</w:t>
+      </w:r>
     </w:p>
     <w:p>
       <w:pPr>
@@ -146,23 +170,6 @@
       </w:pPr>
       <w:r>
         <w:rPr>
-          <w:color w:val="000000"/>
-        </w:rPr>
-        <w:t>за твоїм словом у мирі,</w:t>
-      </w:r>
-    </w:p>
-    <w:p>
-      <w:pPr>
-        <w:shd w:val="clear" w:color="auto" w:fill="FFFFFF"/>
-        <w:spacing w:line="360" w:lineRule="auto"/>
-        <w:ind w:firstLine="1134"/>
-        <w:jc w:val="both"/>
-        <w:rPr>
-          <w:color w:val="000000"/>
-        </w:rPr>
-      </w:pPr>
-      <w:r>
-        <w:rPr>
           <w:rStyle w:val="Versetto"/>
         </w:rPr>
         <w:t>30.</w:t>
@@ -173,17 +180,12 @@
         </w:rPr>
         <w:t xml:space="preserve"> бо мої очі. бачили твоє спасіння,</w:t>
       </w:r>
-    </w:p>
-    <w:p>
-      <w:pPr>
-        <w:shd w:val="clear" w:color="auto" w:fill="FFFFFF"/>
-        <w:spacing w:line="360" w:lineRule="auto"/>
-        <w:ind w:firstLine="1134"/>
-        <w:jc w:val="both"/>
-        <w:rPr>
-          <w:color w:val="000000"/>
-        </w:rPr>
-      </w:pPr>
+      <w:r>
+        <w:rPr>
+          <w:color w:val="000000"/>
+        </w:rPr>
+        <w:t xml:space="preserve"> </w:t>
+      </w:r>
       <w:r>
         <w:rPr>
           <w:rStyle w:val="Versetto"/>

--- a/flow/20240204_zachala_ev/lk008b.docx
+++ b/flow/20240204_zachala_ev/lk008b.docx
@@ -50,21 +50,21 @@
       </w:pPr>
       <w:r>
         <w:rPr>
+          <w:rStyle w:val="Versetto"/>
+        </w:rPr>
+        <w:t>25.</w:t>
+      </w:r>
+      <w:r>
+        <w:rPr>
+          <w:color w:val="000000"/>
+        </w:rPr>
+        <w:t xml:space="preserve"> </w:t>
+      </w:r>
+      <w:r>
+        <w:rPr>
           <w:color w:val="000000"/>
         </w:rPr>
         <w:t>В той час</w:t>
-      </w:r>
-      <w:r>
-        <w:rPr>
-          <w:rStyle w:val="Versetto"/>
-        </w:rPr>
-        <w:t xml:space="preserve"> </w:t>
-      </w:r>
-      <w:r>
-        <w:rPr>
-          <w:rStyle w:val="Versetto"/>
-        </w:rPr>
-        <w:t>25.</w:t>
       </w:r>
       <w:r>
         <w:rPr>
